--- a/example_articles/occupations/Service/4.occupations_Service_Other_publisher.docx
+++ b/example_articles/occupations/Service/4.occupations_Service_Other_publisher.docx
@@ -7,9 +7,7 @@
         <w:pStyle w:val="Heading1"/>
       </w:pPr>
       <w:r>
-        <w:t>Topic: MILITARY EDUCATION;</w:t>
-        <w:br/>
-        <w:t>Gulf crisis will change military colleges' future</w:t>
+        <w:t>TOOMEY SAYS HE WON'T BEND ON KEY ISSUES; STATE'S FRESHMAN SENATOR REPRESENTS SHIFT IN STYLE FROM SPECTER</w:t>
       </w:r>
     </w:p>
     <w:p>
@@ -19,22 +17,22 @@
     </w:p>
     <w:p>
       <w:r>
-        <w:t>Date: 1990-12-13</w:t>
+        <w:t>Date: 2011-01-09</w:t>
       </w:r>
     </w:p>
     <w:p>
       <w:r>
-        <w:t>Section: NEWS; Pg. 11A; Inquiry</w:t>
+        <w:t>Section: NATIONAL; Pg. A-11</w:t>
       </w:r>
     </w:p>
     <w:p>
       <w:r>
-        <w:t>Source file: Other publishers/Files (500) (26).DOCX</w:t>
+        <w:t>Source file: Other publishers/Files (500) (27).DOCX</w:t>
       </w:r>
     </w:p>
     <w:p>
       <w:r>
-        <w:t>Raw occupations result, 'occupations': ['Other: Enlisted military (service in armed forces)']</w:t>
+        <w:t>Raw occupations result, 'occupations': ['Service']</w:t>
       </w:r>
     </w:p>
     <w:p>
@@ -51,103 +49,85 @@
     </w:p>
     <w:p>
       <w:r>
-        <w:t>Charles Moskos, 56, is a professor of sociology at Northwestern University and is a leading figure in the area of military sociology. Moskos does recruitment for the Reserve Officers' Training Corps (ROTC) and is also a former draftee from 1956-58. Moskos, who discussed the role of the ROTC and military colleges, was interviewed by USA TODAY's Barbara Reynolds.</w:t>
+        <w:t>WASHINGTON -- If a Pennsylvania company comes to Sen. Pat Toomey looking for an earmark, he's ready with a response.</w:t>
         <w:br/>
-        <w:t xml:space="preserve"> </w:t>
+        <w:t>"I'm not here to find more ways to spend money; I'm here to find ways to spend less money," Pennsylvania's newest senator said in an interview Friday, his third day in office.</w:t>
         <w:br/>
-        <w:t xml:space="preserve"> Q: How will Operation Desert Shield affect military colleges?</w:t>
+        <w:t>"So I have no qualms about saying: 'Listen, this isn't the right shop for earmarks, and, by the way, we're not doing them -- across the Republican conference in the Senate, across the House. So let's look at other ways to create an environment for Pennsylvania businesses to grow rather than seeing who can get the most taxpayer money to subsidize their private business.' "</w:t>
         <w:br/>
-        <w:t>A: The military colleges will never be the same.</w:t>
+        <w:t>It's quite a shift in style from the five-term prolific appropriator Arlen Specter.</w:t>
         <w:br/>
-        <w:t xml:space="preserve"> </w:t>
+        <w:t>Mr. Toomey pledged to work across the aisle and his recent support for a repeal of the Don't Ask Don't Tell policy on gays in the military indicated a centrist lean on social issues. But the former investment banker and free-market crusader says he won't play the deal-making role of Mr. Specter -- Pennsylvania's pre-eminent political survivor for decades -- on issues like earmarks that trample on his economic dogma.</w:t>
         <w:br/>
-        <w:t xml:space="preserve"> Q: Why?</w:t>
+        <w:t>"If we can make progress in the right direction, then I'll be for it, even though I'd like to go further, so in that sense, I'm eager to negotiate the best deal we can so the Pennsylvania economy gets the best opportunity to grow," Mr. Toomey said.</w:t>
         <w:br/>
-        <w:t>A: Because Desert Shield has made people aware that by being in the military, you can get into harm's way. Army enlistments are dropping very dramatically. It won't affect the military colleges and the ROTC for some time, but it will happen there, too. Unless, they rethink their roles.</w:t>
+        <w:t>"But on core fundamental principles, I'm not willing to go in the wrong direction."</w:t>
         <w:br/>
-        <w:t xml:space="preserve"> </w:t>
+        <w:t>Born into a working class family in Rhode Island, the Harvard-educated Mr. Toomey, 49, honed his economic acumen and beliefs as a banker on Wall Street and in Hong Kong, then as co-owner of a chain of restaurants in Allentown. He served three terms in the U.S. House before challenging Mr. Specter in a Senate Republican primary in 2004 -- a race he narrowly lost.</w:t>
         <w:br/>
-        <w:t xml:space="preserve"> Q: What should they do?</w:t>
+        <w:t>After the political setback, Mr. Toomey served as president of the Club for Growth -- an arch-conservative group dedicated to pushing its fiscal goals on lawmakers, or pushing them out of office.</w:t>
         <w:br/>
-        <w:t>A: ROTC and military colleges prepare one for general, broad-based leadership, rather than just professional military careers. That will be intertwined eventually with broader concepts of national youth service.</w:t>
+        <w:t>The group spent more on Mr. Toomey's 2010 campaign than any other, steering $792,000 in contributions to him and adding more than $2 million of independent expenditures, mostly on television ads attacking Democrat Joe Sestak.</w:t>
         <w:br/>
-        <w:t xml:space="preserve"> </w:t>
+        <w:t>David Keating, now the executive director of the Club, first met Mr. Toomey when he was in the House and said he was struck by the young legislator's ability to grasp a complicated hurricane insurance proposal quickly -- when it had taken Mr. Keating an hour to explain it to veteran staff and members.</w:t>
         <w:br/>
-        <w:t xml:space="preserve"> Q: Wouldn't adding other national service options hurt enlistments, too?</w:t>
+        <w:t>Mr. Keating said that kind of economic mind will make Mr. Toomey a leader in the Senate, even as a freshman.</w:t>
         <w:br/>
-        <w:t>A: Military service runs in tandem with citizen service, not in opposition to it.</w:t>
+        <w:t>"It's not so much how he'll fit into the caucus but how he'll move the Senate," Mr. Keating said.</w:t>
         <w:br/>
-        <w:t xml:space="preserve"> </w:t>
+        <w:t>He said the principal difference between Mr. Toomey and Mr. Specter won't be in making deals, but why they are making them.</w:t>
         <w:br/>
-        <w:t xml:space="preserve"> Q: Congress enacted a National Community Service Act this year. It provides $ 250 million over three years to encourage community service, including housing and education vouchers for volunteers in eight pilot projects. Will that be the beginning of something bigger?</w:t>
+        <w:t>"Pat will keep his eye on improving the economy and expanding freedom," Mr. Keating said. "And Specter, it was to improve Arlen Specter's chances of getting re-elected."</w:t>
         <w:br/>
-        <w:t>A: The critics of it say it's the camel's nose under the tent. I hope it is. If the pilot program is a success, why should we not then make it into a major program?</w:t>
+        <w:t>After Mr. Specter was one of just three Republicans to vote for the stimulus -- a vote he said was crucial to save the nation from a second Great Depression -- Mr. Toomey indicated he would again enter the GOP primary, pushing Mr. Specter out of the party and toward his eventual defeat at the hands of Mr. Sestak in the Democratic primary last year.</w:t>
         <w:br/>
-        <w:t xml:space="preserve"> </w:t>
+        <w:t>Mr. Toomey gets visibly uncomfortable when asked about Mr. Specter, though in his debut news conference as a senator after his swearing-in Wednesday, he did have pleasant things to say about his predecessor's work ethic and support for the National Institutes of Health.</w:t>
         <w:br/>
-        <w:t xml:space="preserve"> Q: A broad national service program wouldn't be cheap. What would we get for the money?</w:t>
+        <w:t>But asked if he learned any lessons from Mr. Specter, Mr. Toomey demurred.</w:t>
         <w:br/>
-        <w:t>A: There's no national civic experience anymore. And I don't think it has to be solely military. It could be anything that serves a community or the country. Especially in a very heterogenous society like our own. We have racial conflict, we have new immigrants, we have an alienated youth at suburban and ghetto levels.</w:t>
+        <w:t>"Oh I don't know about that, but I do acknowledge that he had a very long and distinguished career here," he said.</w:t>
         <w:br/>
-        <w:t xml:space="preserve"> </w:t>
+        <w:t>In the interview, Mr. Toomey said he wants to imitate budget hawk Phil Gramm, a former senator from Texas, and though he knows a few current senators from serving in the House with them, he doesn't have a close friend yet in the clubby upper chamber.</w:t>
         <w:br/>
-        <w:t xml:space="preserve"> Q: Did we ever have a ''national civic experience''?</w:t>
+        <w:t>Though they occupy different sides of the aisle, Mr. Toomey and his delegation mate Sen. Bob Casey, D-Pa., vowed to work closely on issues of home-state interest. Mr. Casey walked side-by-side with Mr. Toomey on the Senate floor at Wednesday's swearing-in, then appeared at his lunch reception afterward -- gestures Mr. Toomey said he appreciated.</w:t>
         <w:br/>
-        <w:t>A: The beauty of World War II, even though it was a terrible war, was that it was a national civic experience which kept us going for a generation. That's gone now. I'd like to recreate a new national civic experience for the 21st century. I think the military colleges, the ROTC and the civilian services are the wave of the future.</w:t>
+        <w:t>Mr. Casey said he plans to meet with Mr. Toomey, and the entire state Congressional delegation, more often and that though they might differ on how to go about it, the duo shares the goal of getting the state's economy humming.</w:t>
         <w:br/>
-        <w:t xml:space="preserve"> </w:t>
+        <w:t>"Employers don't say, 'I need the Democratic way of preserving a job, the Republican way of creating a job,'" Mr. Casey said. "They say, 'I need help.' They don't want to hear about party lines and don't want to hear about what might divide folks in Washington. They expect us to work together."</w:t>
         <w:br/>
-        <w:t xml:space="preserve"> Q: Who would be helped?</w:t>
+        <w:t>Ideologically, Mr. Toomey will be interesting to watch in these early months, said political science professor Christopher Borick, of Allentown's Muhlenberg College. On fiscal matters, he's likely to be a strong conservative, but representing moderate Pennsylvania he would do well to avoid hard-right stances on social issues "a la Rick Santorum," Mr. Borick said, referring to the GOP leader who lost big to Mr. Casey in 2006.</w:t>
         <w:br/>
-        <w:t>A: One of the reasons we have an underclass in this country is because we don't have a draft anymore. At one time, almost everybody got drafted who was male. That made a difference. A draft or a national service program has to have a class mix. There are two groups of citizens: Those who have served their country and those who don't. And those who serve it should get more reward.</w:t>
+        <w:t>The Republican Party has "moved right, and so where Toomey might have been on the clear conservative fringe maybe even a decade ago or less, he's not anymore," Mr. Borick said.</w:t>
         <w:br/>
-        <w:t xml:space="preserve"> </w:t>
+        <w:t>"He probably finds himself somewhere in the middle when you take everything into consideration, and therefore among Republicans he might be an interesting swing vote on some issues."</w:t>
         <w:br/>
-        <w:t xml:space="preserve"> Q: Can't this be voluntary? Do we really need a draft?</w:t>
+        <w:t>Mr. Toomey's early moves have followed that tightrope-walking trend: His first official act as a senator-elect was to sign onto an earmark ban authored by Sen. Jim De Mint, R-S.C. -- the driving force behind conservative primary challenges to several sitting Republicans, including Mr. Specter. But then Mr. Toomey joined only a handful of Senate Republicans in support of the Don't Ask Don't Tell repeal and hired the former chief of staff of departing Sen. Judd Gregg, R-N.H., a strong fiscal conservative with a moderate streak, as his top aide.</w:t>
         <w:br/>
-        <w:t>A: I've always been a believer in citizen soldier and the citizen servant. I'm not sure if it has to be the old-fashioned draft, but I think we should explore avenues of having the most broadly based youth service possible.</w:t>
+        <w:t>His first moment to flaunt his fiscal credibility might be in the showdown expected in March over whether to raise the amount of debt the nation is allowed to take on. Many Republicans, including Mr. Toomey, are looking to extract some austerity promises in exchange for voting to raise the ceiling. Democrats, meanwhile, warn of playing chicken with a disastrous default on the national debt.</w:t>
         <w:br/>
-        <w:t xml:space="preserve"> </w:t>
+        <w:t>Mr. Toomey said he would look for mandatory spending limits and other serious budget reforms before he could offer his vote.</w:t>
         <w:br/>
-        <w:t xml:space="preserve"> Q: What kind of people are in the military now?</w:t>
+        <w:t>"It's not necessarily the end of the world but it is very disruptive -- and so we'd rather not go there," he said of a failure to raise the limit. "However, it's also incredibly irresponsible to just raise the debt ceiling and run up another few hundred billion dollars of debt we can't afford. That's worse."</w:t>
         <w:br/>
-        <w:t>A: There are two levels to it. The officer corps is generally a middle class group. At the enlisted levels, you have a disproportionate level of working class youth and lower middle class youth. You don't have the bottom of the barrel by any means. But it's not the future leaders of America.</w:t>
+        <w:t>For now, Mr. Toomey is waiting for such basic things as a committee assignment or an office.</w:t>
         <w:br/>
-        <w:t xml:space="preserve"> </w:t>
+        <w:t>The former should be coming by week's end, Mr. Toomey said. His interests and expertise would be ideally suited to Banking, Budget or Finance, but those are among the most coveted committees by more senior members. He said his experience on the House banking and small business committees should give him a leg up, but acknowledges it's not his choice to make.</w:t>
         <w:br/>
-        <w:t>Q: Why do you say that?</w:t>
+        <w:t>"I think it will work out as well as it can," he said.</w:t>
         <w:br/>
-        <w:t>A: There are now four veterans at Harvard University, two at Yale, five at Northwestern University, which has 6,800 undergraduates, 19 at the University of Michigan which has 23,000 undergraduates. These are the kind of schools from which future leaders of America are going to come, and they're not there.</w:t>
+        <w:t>He works in a windowless basement office suite in the Dirksen Senate Office Building that staffers refer to as "the dungeon." The office assignment procedure -- like many things in the Senate -- is painstaking. Mr. Specter just closed up shop at the end of December, and returning senators get to decide if they want to move to nicer quarters by seniority.</w:t>
         <w:br/>
-        <w:t xml:space="preserve"> </w:t>
+        <w:t>Third-term Sen. Richard Durbin, D-Ill., will move into Mr. Specter's old suite, and the dominoes will gradually fall until they reach the freshmen. It could be April before Team Toomey has a permanent home.</w:t>
         <w:br/>
-        <w:t xml:space="preserve"> Q: Where do they go?</w:t>
+        <w:t>The most difficult part, Mr. Toomey said, will be the time away from his wife and three young children -- including 8-month-old Duncan, who was born during the campaign. The family will remain in Zionsville, Lehigh County, while Mr. Toomey rents the third floor of a townhouse on Capitol Hill when the Senate is in session.</w:t>
         <w:br/>
-        <w:t>A: They go to places that you've never heard of.</w:t>
-        <w:br/>
-        <w:t xml:space="preserve"> </w:t>
-        <w:br/>
-        <w:t xml:space="preserve"> Q: Why?</w:t>
-        <w:br/>
-        <w:t>A: Because without some kind of national service or draft, middle class Americans aren't going to join the Army, that's why.</w:t>
-        <w:br/>
-        <w:t xml:space="preserve"> </w:t>
-        <w:br/>
-        <w:t xml:space="preserve"> Q: Because they don't need it?</w:t>
-        <w:br/>
-        <w:t>A: For an economic reason they don't need it.</w:t>
-        <w:br/>
-        <w:t xml:space="preserve"> </w:t>
-        <w:br/>
-        <w:t xml:space="preserve"> Q: Do women get an even opportunity in military colleges now?</w:t>
-        <w:br/>
-        <w:t>A: Women perform a very vital and positive role, but to some degree they're always going to be somewhat marginal because the combat arms are exclusively male. That's not to say that a woman cannot satisfy a fulfilling career in the military, including making general. But, if you're talking about the ultimate leadership, the pinnacle, this is going to be male-only as long as I can see in the future.</w:t>
+        <w:t>During the campaign, Mr. Toomey commuted by plane -- he owns a small personal jet -- maximizing his ability to appear in far-flung corners of Pennsylvania while also spending time at home. But the hassle and expense of keeping a plane in D.C. mean that Mr. Toomey will imitate Amtrak devotee Mr. Specter in at least one respect -- he plans to commute by train.</w:t>
         <w:br/>
         <w:br/>
         <w:t>Notes</w:t>
         <w:br/>
         <w:br/>
-        <w:t>Accompanying story; Some students already serving in Saudi Arabia</w:t>
+        <w:t>Daniel Malloy: dmalloy@post-gazette.com or 202-445-9980. Follow him on Twitter at PG_in_DC./</w:t>
         <w:br/>
         <w:br/>
         <w:t>Graphic</w:t>
@@ -155,11 +135,7 @@
         <w:br/>
         <w:t xml:space="preserve"> </w:t>
         <w:br/>
-        <w:t>PHOTO; b/w, Jim Eaton</w:t>
-        <w:br/>
-        <w:t xml:space="preserve"> </w:t>
-        <w:br/>
-        <w:t>CUTLINE: Charles Moskos</w:t>
+        <w:t>PHOTO: Manuel Balce Ceneta/Associated Press: Vice President Joe Biden administers a ceremonial Senate oath during a mock swearing-in ceremony to Sen. Pat Toomey, R-Pa., left, accompanied by his wife, Kris, Wednesday in the Old Senate Chamber on Capitol Hill in Washington.</w:t>
       </w:r>
     </w:p>
     <w:sectPr>

--- a/example_articles/occupations/Service/4.occupations_Service_Other_publisher.docx
+++ b/example_articles/occupations/Service/4.occupations_Service_Other_publisher.docx
@@ -7,7 +7,7 @@
         <w:pStyle w:val="Heading1"/>
       </w:pPr>
       <w:r>
-        <w:t>TOOMEY SAYS HE WON'T BEND ON KEY ISSUES; STATE'S FRESHMAN SENATOR REPRESENTS SHIFT IN STYLE FROM SPECTER</w:t>
+        <w:t>Lagniappe is theater with worldwide vision</w:t>
       </w:r>
     </w:p>
     <w:p>
@@ -17,22 +17,22 @@
     </w:p>
     <w:p>
       <w:r>
-        <w:t>Date: 2011-01-09</w:t>
+        <w:t>Date: 1995-10-01</w:t>
       </w:r>
     </w:p>
     <w:p>
       <w:r>
-        <w:t>Section: NATIONAL; Pg. A-11</w:t>
+        <w:t>Section: Entertainment; Pg. 4F</w:t>
       </w:r>
     </w:p>
     <w:p>
       <w:r>
-        <w:t>Source file: Other publishers/Files (500) (27).DOCX</w:t>
+        <w:t>Source file: Other publishers/Files (500) (23).DOCX</w:t>
       </w:r>
     </w:p>
     <w:p>
       <w:r>
-        <w:t>Raw occupations result, 'occupations': ['Service']</w:t>
+        <w:t>Raw occupations result, 'occupations': ['Other: playwright/characters portrayed as poor and uneducated (articulate)']</w:t>
       </w:r>
     </w:p>
     <w:p>
@@ -49,93 +49,43 @@
     </w:p>
     <w:p>
       <w:r>
-        <w:t>WASHINGTON -- If a Pennsylvania company comes to Sen. Pat Toomey looking for an earmark, he's ready with a response.</w:t>
+        <w:t>Lagniappe, the theater whose name could require an explanation, might opt for the name of Pan American Playhouse instead.</w:t>
         <w:br/>
-        <w:t>"I'm not here to find more ways to spend money; I'm here to find ways to spend less money," Pennsylvania's newest senator said in an interview Friday, his third day in office.</w:t>
+        <w:t xml:space="preserve"> The theater, which debuted a year ago with a fine production of "Death and the Maiden" by the Chilean writer Ariel Dorfman, is going north of the border for its second production, "Love and Anger," by Canadian playwright George Walker, which opens Friday at the Minneapolis Theatre Garage.</w:t>
         <w:br/>
-        <w:t>"So I have no qualms about saying: 'Listen, this isn't the right shop for earmarks, and, by the way, we're not doing them -- across the Republican conference in the Senate, across the House. So let's look at other ways to create an environment for Pennsylvania businesses to grow rather than seeing who can get the most taxpayer money to subsidize their private business.' "</w:t>
+        <w:t xml:space="preserve"> That international scope is one of the goals of Lagniappe founder and artistic director Pam Nice.</w:t>
         <w:br/>
-        <w:t>It's quite a shift in style from the five-term prolific appropriator Arlen Specter.</w:t>
+        <w:t xml:space="preserve"> "We are trying to connect with playwrights from other countries who are writing today and show what perspective they have on moral issues that might help us," she said.</w:t>
         <w:br/>
-        <w:t>Mr. Toomey pledged to work across the aisle and his recent support for a repeal of the Don't Ask Don't Tell policy on gays in the military indicated a centrist lean on social issues. But the former investment banker and free-market crusader says he won't play the deal-making role of Mr. Specter -- Pennsylvania's pre-eminent political survivor for decades -- on issues like earmarks that trample on his economic dogma.</w:t>
+        <w:t>Walker, Canada's most popular contemporary playwright, fits the mission well, she said. "He has a such a distinctive voice, kind of Shavian. His characters are intelligent and articulate. He's a social critic, an iconoclast, yet he takes on stereotypes from the left, right and center. His plays have political overtones, but they are not just about that.</w:t>
         <w:br/>
-        <w:t>"If we can make progress in the right direction, then I'll be for it, even though I'd like to go further, so in that sense, I'm eager to negotiate the best deal we can so the Pennsylvania economy gets the best opportunity to grow," Mr. Toomey said.</w:t>
+        <w:t xml:space="preserve"> "What makes him different from Shaw is that he has heart. He comes from a working-class background. He's self-educated, and he tries to make characters who are often poor and uneducated, articulate," she said.</w:t>
         <w:br/>
-        <w:t>"But on core fundamental principles, I'm not willing to go in the wrong direction."</w:t>
+        <w:t xml:space="preserve"> "Love and Anger" is a comedy about the high-powered head of a prestigious law firm who has a stroke and suddenly gets religion - the guilt-ridden kind. He gives away all his wealth and devotes himself to helping those he formerly steamrolled.</w:t>
         <w:br/>
-        <w:t>Born into a working class family in Rhode Island, the Harvard-educated Mr. Toomey, 49, honed his economic acumen and beliefs as a banker on Wall Street and in Hong Kong, then as co-owner of a chain of restaurants in Allentown. He served three terms in the U.S. House before challenging Mr. Specter in a Senate Republican primary in 2004 -- a race he narrowly lost.</w:t>
+        <w:t xml:space="preserve"> "Walker has a very strong moral sense even as he is working with a very whacked-out world," Nice said.</w:t>
         <w:br/>
-        <w:t>After the political setback, Mr. Toomey served as president of the Club for Growth -- an arch-conservative group dedicated to pushing its fiscal goals on lawmakers, or pushing them out of office.</w:t>
+        <w:t xml:space="preserve"> Lagniappe, a Cajun word for "a little bit extra," is in pretty good financial shape for a new theater. It broke even on its $ 18,000 staging of "Death and the Maiden," which played to 1,200 people and earned enough from a training video for teachers to budget $ 25,000 for this production.</w:t>
         <w:br/>
-        <w:t>The group spent more on Mr. Toomey's 2010 campaign than any other, steering $792,000 in contributions to him and adding more than $2 million of independent expenditures, mostly on television ads attacking Democrat Joe Sestak.</w:t>
+        <w:t xml:space="preserve"> "We will take a deficit on this play no matter how well we do," said Nice, who hopes there is enough in the bank to make up the difference.</w:t>
         <w:br/>
-        <w:t>David Keating, now the executive director of the Club, first met Mr. Toomey when he was in the House and said he was struck by the young legislator's ability to grasp a complicated hurricane insurance proposal quickly -- when it had taken Mr. Keating an hour to explain it to veteran staff and members.</w:t>
+        <w:t>"Love and Anger" opens at 8 p.m. Friday at the Minneapolis Theatre Garage, Franklin and Lyndale Avs., Minneapolis. It runs through Oct. 29. Tickets: $ 10 to $ 14. Call 649-4446.</w:t>
         <w:br/>
-        <w:t>Mr. Keating said that kind of economic mind will make Mr. Toomey a leader in the Senate, even as a freshman.</w:t>
+        <w:t>Dowling in D.C.</w:t>
         <w:br/>
-        <w:t>"It's not so much how he'll fit into the caucus but how he'll move the Senate," Mr. Keating said.</w:t>
+        <w:t>Joe Dowling, the incoming artistic director of the Guthrie Theater, received mixed reviews for his recent "Macbeth" for Washington D.C.'s Shakespeare Theatre, which stars Stacy Keach as the thane who would be king.</w:t>
         <w:br/>
-        <w:t>He said the principal difference between Mr. Toomey and Mr. Specter won't be in making deals, but why they are making them.</w:t>
+        <w:t xml:space="preserve"> Vincent Canby, writing in the New York Times, had high praise for Helen Carey's "dominant" performance as Lady Macbeth but called Dowling's production "uneven, sometimes awkwardly acted." Carey appears often in Dowling-directed plays and has indicated her desire to work again at the Guthrie, where she began her acting career in the 1960s.</w:t>
         <w:br/>
-        <w:t>"Pat will keep his eye on improving the economy and expanding freedom," Mr. Keating said. "And Specter, it was to improve Arlen Specter's chances of getting re-elected."</w:t>
+        <w:t xml:space="preserve"> Dowling got a rave from the Wall Street Journal's Donald Lyons who called the play "A "Macbeth" to amaze the senses and shake the heart." "Dowling's work marries clarity, authority and vigor, proving it's not necessary to deconstruct or otherwise assault great plays; you just have to woo them smartly," Lyons went on.</w:t>
         <w:br/>
-        <w:t>After Mr. Specter was one of just three Republicans to vote for the stimulus -- a vote he said was crucial to save the nation from a second Great Depression -- Mr. Toomey indicated he would again enter the GOP primary, pushing Mr. Specter out of the party and toward his eventual defeat at the hands of Mr. Sestak in the Democratic primary last year.</w:t>
+        <w:t xml:space="preserve"> Lloyd Rose, critic for the Washington Post, devoted almost his entire review to Keach's performance and commented on Dowling's contribution only in passing, noting that neither he nor his actresses could make the witches' scene come to life.</w:t>
         <w:br/>
-        <w:t>Mr. Toomey gets visibly uncomfortable when asked about Mr. Specter, though in his debut news conference as a senator after his swearing-in Wednesday, he did have pleasant things to say about his predecessor's work ethic and support for the National Institutes of Health.</w:t>
+        <w:t>Phantom of 'Guerre'?</w:t>
         <w:br/>
-        <w:t>But asked if he learned any lessons from Mr. Specter, Mr. Toomey demurred.</w:t>
+        <w:t xml:space="preserve"> Word out of London is that British producer Cameron Macintosh, the guy behind "Cats," "Miss Saigon," "Les Miserables" and those other trans-Atlantic blockbusters, has another project on the boards. He's readying a musical based on the story of Martin Guerre, a soldier thought dead who returns a changed man to his home seven years later.</w:t>
         <w:br/>
-        <w:t>"Oh I don't know about that, but I do acknowledge that he had a very long and distinguished career here," he said.</w:t>
-        <w:br/>
-        <w:t>In the interview, Mr. Toomey said he wants to imitate budget hawk Phil Gramm, a former senator from Texas, and though he knows a few current senators from serving in the House with them, he doesn't have a close friend yet in the clubby upper chamber.</w:t>
-        <w:br/>
-        <w:t>Though they occupy different sides of the aisle, Mr. Toomey and his delegation mate Sen. Bob Casey, D-Pa., vowed to work closely on issues of home-state interest. Mr. Casey walked side-by-side with Mr. Toomey on the Senate floor at Wednesday's swearing-in, then appeared at his lunch reception afterward -- gestures Mr. Toomey said he appreciated.</w:t>
-        <w:br/>
-        <w:t>Mr. Casey said he plans to meet with Mr. Toomey, and the entire state Congressional delegation, more often and that though they might differ on how to go about it, the duo shares the goal of getting the state's economy humming.</w:t>
-        <w:br/>
-        <w:t>"Employers don't say, 'I need the Democratic way of preserving a job, the Republican way of creating a job,'" Mr. Casey said. "They say, 'I need help.' They don't want to hear about party lines and don't want to hear about what might divide folks in Washington. They expect us to work together."</w:t>
-        <w:br/>
-        <w:t>Ideologically, Mr. Toomey will be interesting to watch in these early months, said political science professor Christopher Borick, of Allentown's Muhlenberg College. On fiscal matters, he's likely to be a strong conservative, but representing moderate Pennsylvania he would do well to avoid hard-right stances on social issues "a la Rick Santorum," Mr. Borick said, referring to the GOP leader who lost big to Mr. Casey in 2006.</w:t>
-        <w:br/>
-        <w:t>The Republican Party has "moved right, and so where Toomey might have been on the clear conservative fringe maybe even a decade ago or less, he's not anymore," Mr. Borick said.</w:t>
-        <w:br/>
-        <w:t>"He probably finds himself somewhere in the middle when you take everything into consideration, and therefore among Republicans he might be an interesting swing vote on some issues."</w:t>
-        <w:br/>
-        <w:t>Mr. Toomey's early moves have followed that tightrope-walking trend: His first official act as a senator-elect was to sign onto an earmark ban authored by Sen. Jim De Mint, R-S.C. -- the driving force behind conservative primary challenges to several sitting Republicans, including Mr. Specter. But then Mr. Toomey joined only a handful of Senate Republicans in support of the Don't Ask Don't Tell repeal and hired the former chief of staff of departing Sen. Judd Gregg, R-N.H., a strong fiscal conservative with a moderate streak, as his top aide.</w:t>
-        <w:br/>
-        <w:t>His first moment to flaunt his fiscal credibility might be in the showdown expected in March over whether to raise the amount of debt the nation is allowed to take on. Many Republicans, including Mr. Toomey, are looking to extract some austerity promises in exchange for voting to raise the ceiling. Democrats, meanwhile, warn of playing chicken with a disastrous default on the national debt.</w:t>
-        <w:br/>
-        <w:t>Mr. Toomey said he would look for mandatory spending limits and other serious budget reforms before he could offer his vote.</w:t>
-        <w:br/>
-        <w:t>"It's not necessarily the end of the world but it is very disruptive -- and so we'd rather not go there," he said of a failure to raise the limit. "However, it's also incredibly irresponsible to just raise the debt ceiling and run up another few hundred billion dollars of debt we can't afford. That's worse."</w:t>
-        <w:br/>
-        <w:t>For now, Mr. Toomey is waiting for such basic things as a committee assignment or an office.</w:t>
-        <w:br/>
-        <w:t>The former should be coming by week's end, Mr. Toomey said. His interests and expertise would be ideally suited to Banking, Budget or Finance, but those are among the most coveted committees by more senior members. He said his experience on the House banking and small business committees should give him a leg up, but acknowledges it's not his choice to make.</w:t>
-        <w:br/>
-        <w:t>"I think it will work out as well as it can," he said.</w:t>
-        <w:br/>
-        <w:t>He works in a windowless basement office suite in the Dirksen Senate Office Building that staffers refer to as "the dungeon." The office assignment procedure -- like many things in the Senate -- is painstaking. Mr. Specter just closed up shop at the end of December, and returning senators get to decide if they want to move to nicer quarters by seniority.</w:t>
-        <w:br/>
-        <w:t>Third-term Sen. Richard Durbin, D-Ill., will move into Mr. Specter's old suite, and the dominoes will gradually fall until they reach the freshmen. It could be April before Team Toomey has a permanent home.</w:t>
-        <w:br/>
-        <w:t>The most difficult part, Mr. Toomey said, will be the time away from his wife and three young children -- including 8-month-old Duncan, who was born during the campaign. The family will remain in Zionsville, Lehigh County, while Mr. Toomey rents the third floor of a townhouse on Capitol Hill when the Senate is in session.</w:t>
-        <w:br/>
-        <w:t>During the campaign, Mr. Toomey commuted by plane -- he owns a small personal jet -- maximizing his ability to appear in far-flung corners of Pennsylvania while also spending time at home. But the hassle and expense of keeping a plane in D.C. mean that Mr. Toomey will imitate Amtrak devotee Mr. Specter in at least one respect -- he plans to commute by train.</w:t>
-        <w:br/>
-        <w:br/>
-        <w:t>Notes</w:t>
-        <w:br/>
-        <w:br/>
-        <w:t>Daniel Malloy: dmalloy@post-gazette.com or 202-445-9980. Follow him on Twitter at PG_in_DC./</w:t>
-        <w:br/>
-        <w:br/>
-        <w:t>Graphic</w:t>
-        <w:br/>
-        <w:br/>
-        <w:t xml:space="preserve"> </w:t>
-        <w:br/>
-        <w:t>PHOTO: Manuel Balce Ceneta/Associated Press: Vice President Joe Biden administers a ceremonial Senate oath during a mock swearing-in ceremony to Sen. Pat Toomey, R-Pa., left, accompanied by his wife, Kris, Wednesday in the Old Senate Chamber on Capitol Hill in Washington.</w:t>
+        <w:t xml:space="preserve"> The French legend, based on a true story, was made into the movies "The Return of Martin Guerre," starring Gerard Depardieu, and "Sommersby," featuring Richard Gere and Jodie Foster. Macintosh has called on composer Claude-Michel Schonberg and lyricist Alain Boublil of "Les Miz" to do "Martin Guerre," which could debut as early as next June in London.</w:t>
       </w:r>
     </w:p>
     <w:sectPr>
